--- a/中興自動化使用手冊/4.CSD_SEM.docx
+++ b/中興自動化使用手冊/4.CSD_SEM.docx
@@ -167,6 +167,7 @@
         </w:rPr>
         <w:t xml:space="preserve"> </w:t>
       </w:r>
+      <w:proofErr w:type="gramStart"/>
       <w:r>
         <w:rPr>
           <w:rFonts w:ascii="微軟正黑體" w:eastAsia="微軟正黑體" w:hAnsi="微軟正黑體"/>
@@ -174,6 +175,7 @@
         </w:rPr>
         <w:t>–</w:t>
       </w:r>
+      <w:proofErr w:type="gramEnd"/>
       <w:r>
         <w:rPr>
           <w:rFonts w:ascii="微軟正黑體" w:eastAsia="微軟正黑體" w:hAnsi="微軟正黑體" w:hint="eastAsia"/>
@@ -201,6 +203,7 @@
         </w:rPr>
         <w:t>-</w:t>
       </w:r>
+      <w:proofErr w:type="spellStart"/>
       <w:r>
         <w:rPr>
           <w:rFonts w:ascii="微軟正黑體" w:eastAsia="微軟正黑體" w:hAnsi="微軟正黑體" w:hint="eastAsia"/>
@@ -213,6 +216,7 @@
         </w:rPr>
         <w:t>rvt</w:t>
       </w:r>
+      <w:proofErr w:type="spellEnd"/>
       <w:r>
         <w:rPr>
           <w:rFonts w:ascii="微軟正黑體" w:eastAsia="微軟正黑體" w:hAnsi="微軟正黑體" w:hint="eastAsia"/>
@@ -333,7 +337,7 @@
     <w:p>
       <w:pPr>
         <w:rPr>
-          <w:rFonts w:ascii="微軟正黑體" w:eastAsia="微軟正黑體" w:hAnsi="微軟正黑體" w:hint="eastAsia"/>
+          <w:rFonts w:ascii="微軟正黑體" w:eastAsia="微軟正黑體" w:hAnsi="微軟正黑體"/>
           <w:b/>
           <w:bCs/>
           <w:color w:val="0000FF"/>
@@ -344,7 +348,7 @@
     <w:p>
       <w:pPr>
         <w:rPr>
-          <w:rFonts w:ascii="微軟正黑體" w:eastAsia="微軟正黑體" w:hAnsi="微軟正黑體" w:hint="eastAsia"/>
+          <w:rFonts w:ascii="微軟正黑體" w:eastAsia="微軟正黑體" w:hAnsi="微軟正黑體"/>
           <w:b/>
           <w:bCs/>
           <w:color w:val="0000FF"/>
@@ -455,7 +459,7 @@
         </w:numPr>
         <w:ind w:leftChars="0"/>
         <w:rPr>
-          <w:rFonts w:ascii="微軟正黑體" w:eastAsia="微軟正黑體" w:hAnsi="微軟正黑體" w:hint="eastAsia"/>
+          <w:rFonts w:ascii="微軟正黑體" w:eastAsia="微軟正黑體" w:hAnsi="微軟正黑體"/>
         </w:rPr>
       </w:pPr>
       <w:r>
@@ -617,12 +621,20 @@
           <w:rFonts w:ascii="微軟正黑體" w:eastAsia="微軟正黑體" w:hAnsi="微軟正黑體"/>
         </w:rPr>
       </w:pPr>
+      <w:proofErr w:type="gramStart"/>
       <w:r>
         <w:rPr>
           <w:rFonts w:ascii="微軟正黑體" w:eastAsia="微軟正黑體" w:hAnsi="微軟正黑體" w:hint="eastAsia"/>
         </w:rPr>
         <w:lastRenderedPageBreak/>
-        <w:t>依管徑自動調整開口</w:t>
+        <w:t>依管徑自</w:t>
+      </w:r>
+      <w:proofErr w:type="gramEnd"/>
+      <w:r>
+        <w:rPr>
+          <w:rFonts w:ascii="微軟正黑體" w:eastAsia="微軟正黑體" w:hAnsi="微軟正黑體" w:hint="eastAsia"/>
+        </w:rPr>
+        <w:t>動調整開口</w:t>
       </w:r>
       <w:r>
         <w:rPr>
@@ -691,6 +703,237 @@
     <w:p>
       <w:pPr>
         <w:rPr>
+          <w:rFonts w:ascii="微軟正黑體" w:eastAsia="微軟正黑體" w:hAnsi="微軟正黑體"/>
+        </w:rPr>
+      </w:pPr>
+    </w:p>
+    <w:p>
+      <w:pPr>
+        <w:rPr>
+          <w:rFonts w:ascii="微軟正黑體" w:eastAsia="微軟正黑體" w:hAnsi="微軟正黑體"/>
+        </w:rPr>
+      </w:pPr>
+      <w:r>
+        <w:rPr>
+          <w:rFonts w:ascii="微軟正黑體" w:eastAsia="微軟正黑體" w:hAnsi="微軟正黑體"/>
+        </w:rPr>
+        <w:br w:type="page"/>
+      </w:r>
+    </w:p>
+    <w:p>
+      <w:pPr>
+        <w:rPr>
+          <w:rFonts w:ascii="微軟正黑體" w:eastAsia="微軟正黑體" w:hAnsi="微軟正黑體"/>
+          <w:b/>
+          <w:bCs/>
+          <w:color w:val="0000FF"/>
+          <w:sz w:val="28"/>
+          <w:szCs w:val="28"/>
+        </w:rPr>
+      </w:pPr>
+      <w:r>
+        <w:rPr>
+          <w:rFonts w:ascii="微軟正黑體" w:eastAsia="微軟正黑體" w:hAnsi="微軟正黑體" w:hint="eastAsia"/>
+          <w:b/>
+          <w:bCs/>
+          <w:color w:val="0000FF"/>
+          <w:sz w:val="28"/>
+          <w:szCs w:val="28"/>
+        </w:rPr>
+        <w:lastRenderedPageBreak/>
+        <w:t>前置作業提醒：</w:t>
+      </w:r>
+    </w:p>
+    <w:p>
+      <w:pPr>
+        <w:pStyle w:val="a3"/>
+        <w:numPr>
+          <w:ilvl w:val="0"/>
+          <w:numId w:val="8"/>
+        </w:numPr>
+        <w:ind w:leftChars="0"/>
+        <w:rPr>
+          <w:rFonts w:ascii="微軟正黑體" w:eastAsia="微軟正黑體" w:hAnsi="微軟正黑體"/>
+        </w:rPr>
+      </w:pPr>
+      <w:r>
+        <w:rPr>
+          <w:rFonts w:ascii="微軟正黑體" w:eastAsia="微軟正黑體" w:hAnsi="微軟正黑體" w:hint="eastAsia"/>
+        </w:rPr>
+        <w:t>重疊</w:t>
+      </w:r>
+      <w:r>
+        <w:rPr>
+          <w:rFonts w:ascii="微軟正黑體" w:eastAsia="微軟正黑體" w:hAnsi="微軟正黑體" w:hint="eastAsia"/>
+        </w:rPr>
+        <w:t>的</w:t>
+      </w:r>
+      <w:r>
+        <w:rPr>
+          <w:rFonts w:ascii="微軟正黑體" w:eastAsia="微軟正黑體" w:hAnsi="微軟正黑體" w:hint="eastAsia"/>
+        </w:rPr>
+        <w:t>套管、開口，需先</w:t>
+      </w:r>
+      <w:r>
+        <w:rPr>
+          <w:rFonts w:ascii="微軟正黑體" w:eastAsia="微軟正黑體" w:hAnsi="微軟正黑體" w:hint="eastAsia"/>
+          <w:b/>
+          <w:bCs/>
+          <w:color w:val="FF0000"/>
+          <w:sz w:val="28"/>
+          <w:szCs w:val="28"/>
+        </w:rPr>
+        <w:t>手動</w:t>
+      </w:r>
+      <w:r>
+        <w:rPr>
+          <w:rFonts w:ascii="微軟正黑體" w:eastAsia="微軟正黑體" w:hAnsi="微軟正黑體" w:hint="eastAsia"/>
+        </w:rPr>
+        <w:t>整合尺寸</w:t>
+      </w:r>
+      <w:r>
+        <w:rPr>
+          <w:rFonts w:ascii="微軟正黑體" w:eastAsia="微軟正黑體" w:hAnsi="微軟正黑體" w:hint="eastAsia"/>
+        </w:rPr>
+        <w:t>。</w:t>
+      </w:r>
+    </w:p>
+    <w:p>
+      <w:pPr>
+        <w:pStyle w:val="a3"/>
+        <w:numPr>
+          <w:ilvl w:val="0"/>
+          <w:numId w:val="8"/>
+        </w:numPr>
+        <w:ind w:leftChars="0"/>
+        <w:rPr>
+          <w:rFonts w:ascii="微軟正黑體" w:eastAsia="微軟正黑體" w:hAnsi="微軟正黑體"/>
+        </w:rPr>
+      </w:pPr>
+      <w:r>
+        <w:rPr>
+          <w:rFonts w:ascii="微軟正黑體" w:eastAsia="微軟正黑體" w:hAnsi="微軟正黑體" w:hint="eastAsia"/>
+        </w:rPr>
+        <w:t>放置</w:t>
+      </w:r>
+      <w:r>
+        <w:rPr>
+          <w:rFonts w:ascii="微軟正黑體" w:eastAsia="微軟正黑體" w:hAnsi="微軟正黑體" w:hint="eastAsia"/>
+          <w:color w:val="00B050"/>
+          <w:sz w:val="28"/>
+          <w:szCs w:val="28"/>
+        </w:rPr>
+        <w:t>套管</w:t>
+      </w:r>
+      <w:r>
+        <w:rPr>
+          <w:rFonts w:ascii="微軟正黑體" w:eastAsia="微軟正黑體" w:hAnsi="微軟正黑體" w:hint="eastAsia"/>
+        </w:rPr>
+        <w:t>代碼：</w:t>
+      </w:r>
+      <w:r>
+        <w:rPr>
+          <w:rFonts w:ascii="微軟正黑體" w:eastAsia="微軟正黑體" w:hAnsi="微軟正黑體" w:hint="eastAsia"/>
+          <w:color w:val="FF0000"/>
+        </w:rPr>
+        <w:t>AP、DS、FP</w:t>
+      </w:r>
+      <w:r>
+        <w:rPr>
+          <w:rFonts w:ascii="微軟正黑體" w:eastAsia="微軟正黑體" w:hAnsi="微軟正黑體" w:hint="eastAsia"/>
+          <w:color w:val="FF0000"/>
+        </w:rPr>
+        <w:t>、WS</w:t>
+      </w:r>
+      <w:r>
+        <w:rPr>
+          <w:rFonts w:ascii="微軟正黑體" w:eastAsia="微軟正黑體" w:hAnsi="微軟正黑體" w:hint="eastAsia"/>
+        </w:rPr>
+        <w:t>；放置</w:t>
+      </w:r>
+      <w:r>
+        <w:rPr>
+          <w:rFonts w:ascii="微軟正黑體" w:eastAsia="微軟正黑體" w:hAnsi="微軟正黑體" w:hint="eastAsia"/>
+          <w:color w:val="00B050"/>
+          <w:sz w:val="28"/>
+          <w:szCs w:val="28"/>
+        </w:rPr>
+        <w:t>開口</w:t>
+      </w:r>
+      <w:r>
+        <w:rPr>
+          <w:rFonts w:ascii="微軟正黑體" w:eastAsia="微軟正黑體" w:hAnsi="微軟正黑體" w:hint="eastAsia"/>
+        </w:rPr>
+        <w:t>代碼：</w:t>
+      </w:r>
+      <w:r>
+        <w:rPr>
+          <w:rFonts w:ascii="微軟正黑體" w:eastAsia="微軟正黑體" w:hAnsi="微軟正黑體" w:hint="eastAsia"/>
+          <w:color w:val="FF0000"/>
+        </w:rPr>
+        <w:t>AD</w:t>
+      </w:r>
+      <w:r>
+        <w:rPr>
+          <w:rFonts w:ascii="微軟正黑體" w:eastAsia="微軟正黑體" w:hAnsi="微軟正黑體" w:hint="eastAsia"/>
+          <w:color w:val="FF0000"/>
+        </w:rPr>
+        <w:t>、EE</w:t>
+      </w:r>
+      <w:r>
+        <w:rPr>
+          <w:rFonts w:ascii="微軟正黑體" w:eastAsia="微軟正黑體" w:hAnsi="微軟正黑體" w:hint="eastAsia"/>
+          <w:color w:val="FF0000"/>
+        </w:rPr>
+        <w:t>、EP</w:t>
+      </w:r>
+      <w:r>
+        <w:rPr>
+          <w:rFonts w:ascii="微軟正黑體" w:eastAsia="微軟正黑體" w:hAnsi="微軟正黑體" w:hint="eastAsia"/>
+        </w:rPr>
+        <w:t>。</w:t>
+      </w:r>
+    </w:p>
+    <w:p>
+      <w:pPr>
+        <w:pStyle w:val="a3"/>
+        <w:numPr>
+          <w:ilvl w:val="0"/>
+          <w:numId w:val="8"/>
+        </w:numPr>
+        <w:ind w:leftChars="0"/>
+        <w:rPr>
+          <w:rFonts w:ascii="微軟正黑體" w:eastAsia="微軟正黑體" w:hAnsi="微軟正黑體"/>
+        </w:rPr>
+      </w:pPr>
+      <w:r>
+        <w:rPr>
+          <w:rFonts w:ascii="微軟正黑體" w:eastAsia="微軟正黑體" w:hAnsi="微軟正黑體" w:hint="eastAsia"/>
+        </w:rPr>
+        <w:t>依代碼類別(套管or開口)、Level、管道系統排序，重</w:t>
+      </w:r>
+      <w:r>
+        <w:rPr>
+          <w:rFonts w:ascii="微軟正黑體" w:eastAsia="微軟正黑體" w:hAnsi="微軟正黑體" w:hint="eastAsia"/>
+        </w:rPr>
+        <w:t>新</w:t>
+      </w:r>
+      <w:r>
+        <w:rPr>
+          <w:rFonts w:ascii="微軟正黑體" w:eastAsia="微軟正黑體" w:hAnsi="微軟正黑體" w:hint="eastAsia"/>
+        </w:rPr>
+        <w:t>編號</w:t>
+      </w:r>
+      <w:r>
+        <w:rPr>
+          <w:rFonts w:ascii="微軟正黑體" w:eastAsia="微軟正黑體" w:hAnsi="微軟正黑體" w:hint="eastAsia"/>
+        </w:rPr>
+        <w:t>。</w:t>
+      </w:r>
+    </w:p>
+    <w:p>
+      <w:pPr>
+        <w:rPr>
           <w:rFonts w:ascii="微軟正黑體" w:eastAsia="微軟正黑體" w:hAnsi="微軟正黑體" w:hint="eastAsia"/>
         </w:rPr>
       </w:pPr>
@@ -2011,6 +2254,97 @@
     </w:lvl>
   </w:abstractNum>
   <w:abstractNum w:abstractNumId="6" w15:restartNumberingAfterBreak="0">
+    <w:nsid w:val="4E8466E0"/>
+    <w:multiLevelType w:val="hybridMultilevel"/>
+    <w:tmpl w:val="AA4CA3B4"/>
+    <w:lvl w:ilvl="0" w:tplc="98DEF0B6">
+      <w:start w:val="1"/>
+      <w:numFmt w:val="decimal"/>
+      <w:lvlText w:val="%1."/>
+      <w:lvlJc w:val="left"/>
+      <w:pPr>
+        <w:ind w:left="480" w:hanging="480"/>
+      </w:pPr>
+      <w:rPr>
+        <w:b w:val="0"/>
+        <w:bCs w:val="0"/>
+        <w:color w:val="auto"/>
+      </w:rPr>
+    </w:lvl>
+    <w:lvl w:ilvl="1" w:tplc="04090019" w:tentative="1">
+      <w:start w:val="1"/>
+      <w:numFmt w:val="ideographTraditional"/>
+      <w:lvlText w:val="%2、"/>
+      <w:lvlJc w:val="left"/>
+      <w:pPr>
+        <w:ind w:left="960" w:hanging="480"/>
+      </w:pPr>
+    </w:lvl>
+    <w:lvl w:ilvl="2" w:tplc="0409001B" w:tentative="1">
+      <w:start w:val="1"/>
+      <w:numFmt w:val="lowerRoman"/>
+      <w:lvlText w:val="%3."/>
+      <w:lvlJc w:val="right"/>
+      <w:pPr>
+        <w:ind w:left="1440" w:hanging="480"/>
+      </w:pPr>
+    </w:lvl>
+    <w:lvl w:ilvl="3" w:tplc="0409000F" w:tentative="1">
+      <w:start w:val="1"/>
+      <w:numFmt w:val="decimal"/>
+      <w:lvlText w:val="%4."/>
+      <w:lvlJc w:val="left"/>
+      <w:pPr>
+        <w:ind w:left="1920" w:hanging="480"/>
+      </w:pPr>
+    </w:lvl>
+    <w:lvl w:ilvl="4" w:tplc="04090019" w:tentative="1">
+      <w:start w:val="1"/>
+      <w:numFmt w:val="ideographTraditional"/>
+      <w:lvlText w:val="%5、"/>
+      <w:lvlJc w:val="left"/>
+      <w:pPr>
+        <w:ind w:left="2400" w:hanging="480"/>
+      </w:pPr>
+    </w:lvl>
+    <w:lvl w:ilvl="5" w:tplc="0409001B" w:tentative="1">
+      <w:start w:val="1"/>
+      <w:numFmt w:val="lowerRoman"/>
+      <w:lvlText w:val="%6."/>
+      <w:lvlJc w:val="right"/>
+      <w:pPr>
+        <w:ind w:left="2880" w:hanging="480"/>
+      </w:pPr>
+    </w:lvl>
+    <w:lvl w:ilvl="6" w:tplc="0409000F" w:tentative="1">
+      <w:start w:val="1"/>
+      <w:numFmt w:val="decimal"/>
+      <w:lvlText w:val="%7."/>
+      <w:lvlJc w:val="left"/>
+      <w:pPr>
+        <w:ind w:left="3360" w:hanging="480"/>
+      </w:pPr>
+    </w:lvl>
+    <w:lvl w:ilvl="7" w:tplc="04090019" w:tentative="1">
+      <w:start w:val="1"/>
+      <w:numFmt w:val="ideographTraditional"/>
+      <w:lvlText w:val="%8、"/>
+      <w:lvlJc w:val="left"/>
+      <w:pPr>
+        <w:ind w:left="3840" w:hanging="480"/>
+      </w:pPr>
+    </w:lvl>
+    <w:lvl w:ilvl="8" w:tplc="0409001B" w:tentative="1">
+      <w:start w:val="1"/>
+      <w:numFmt w:val="lowerRoman"/>
+      <w:lvlText w:val="%9."/>
+      <w:lvlJc w:val="right"/>
+      <w:pPr>
+        <w:ind w:left="4320" w:hanging="480"/>
+      </w:pPr>
+    </w:lvl>
+  </w:abstractNum>
+  <w:abstractNum w:abstractNumId="7" w15:restartNumberingAfterBreak="0">
     <w:nsid w:val="5FD65B0B"/>
     <w:multiLevelType w:val="hybridMultilevel"/>
     <w:tmpl w:val="FF90CCEC"/>
@@ -2103,7 +2437,7 @@
     <w:abstractNumId w:val="1"/>
   </w:num>
   <w:num w:numId="3">
-    <w:abstractNumId w:val="6"/>
+    <w:abstractNumId w:val="7"/>
   </w:num>
   <w:num w:numId="4">
     <w:abstractNumId w:val="4"/>
@@ -2116,6 +2450,9 @@
   </w:num>
   <w:num w:numId="7">
     <w:abstractNumId w:val="5"/>
+  </w:num>
+  <w:num w:numId="8">
+    <w:abstractNumId w:val="6"/>
   </w:num>
 </w:numbering>
 </file>
